--- a/Documents/API SHEET/API SHEET.docx
+++ b/Documents/API SHEET/API SHEET.docx
@@ -317,6 +317,7 @@
         <w:alias w:val="Table of Contents"/>
         <w:id w:val="-1402900149"/>
       </w:sdtPr>
+      <w:sdtEndPr/>
       <w:sdtContent>
         <w:p>
           <w:pPr>
@@ -7472,6 +7473,8 @@
       <w:proofErr w:type="gramEnd"/>
       <w:r>
         <w:br/>
+      </w:r>
+      <w:r>
         <w:t>This endpoint performs a comprehensive relational database interrogation to verify whether a designated candidate part number (</w:t>
       </w:r>
       <w:proofErr w:type="spellStart"/>
@@ -7544,6 +7547,8 @@
       </w:r>
       <w:r>
         <w:br/>
+      </w:r>
+      <w:r>
         <w:t xml:space="preserve">• Effected Database Table: </w:t>
       </w:r>
       <w:proofErr w:type="spellStart"/>
@@ -8493,6 +8498,8 @@
       </w:r>
       <w:r>
         <w:br/>
+      </w:r>
+      <w:r>
         <w:t>• Primary Relational Database: PostgreSQL (Server Instance: DCITEST052025)</w:t>
       </w:r>
       <w:r>
@@ -8538,6 +8545,8 @@
       </w:r>
       <w:r>
         <w:br/>
+      </w:r>
+      <w:r>
         <w:t xml:space="preserve">• Central Audit Database: SQL Server (Server: DCIBVSQL04, Database Name: </w:t>
       </w:r>
       <w:proofErr w:type="spellStart"/>
@@ -10426,6 +10435,8 @@
       <w:proofErr w:type="gramEnd"/>
       <w:r>
         <w:br/>
+      </w:r>
+      <w:r>
         <w:t>Retrieves the official list of active inventory warehouse facility codes and descriptive titles to dynamically populate application UI selection components. Enforces rigorous role-based security isolation: if the authenticated user security role identifier (</w:t>
       </w:r>
       <w:proofErr w:type="spellStart"/>
@@ -10451,6 +10462,8 @@
       </w:r>
       <w:r>
         <w:br/>
+      </w:r>
+      <w:r>
         <w:t xml:space="preserve">Replaces static, hardcoded VBA array lists in legacy spreadsheets with secure relational queries executed against Database Name: PostgreSQL (Server: DCITEST052025) -&gt; Table Name: </w:t>
       </w:r>
       <w:proofErr w:type="spellStart"/>
@@ -10499,6 +10512,8 @@
       <w:proofErr w:type="spellEnd"/>
       <w:r>
         <w:br/>
+      </w:r>
+      <w:r>
         <w:t xml:space="preserve">• Operational Behaviour: Read-only reference extraction query (no database table row mutation occurs). Evaluates existing warehouse records via: SELECT </w:t>
       </w:r>
       <w:proofErr w:type="spellStart"/>
@@ -11181,6 +11196,8 @@
       <w:proofErr w:type="gramEnd"/>
       <w:r>
         <w:br/>
+      </w:r>
+      <w:r>
         <w:t>Fetches authorized manufacturer brand entity titles and inventory classification categories from SQL Server reference tables to dynamically populate item onboarding form dropdowns and ensure standardized brand assignment during hardware intake.</w:t>
       </w:r>
     </w:p>
@@ -12829,6 +12846,8 @@
       <w:proofErr w:type="gramEnd"/>
       <w:r>
         <w:br/>
+      </w:r>
+      <w:r>
         <w:t>Retrieves a paginated directory of active inventory items matching user search text across part numbers and item description fields. To prevent UI clutter and financial reporting distortion, the query automatically filters out test facilities and inactive warehouse codes (specifically excluding FR, ZZ, 00, DUMMY, GR, SLTEST, and ROGOR). Returns current purchase costs, weighted average costs, level 1 sell prices, unit of measure identifiers, and revenue general ledger account routing numbers.</w:t>
       </w:r>
     </w:p>
@@ -13880,6 +13899,8 @@
       <w:proofErr w:type="gramEnd"/>
       <w:r>
         <w:br/>
+      </w:r>
+      <w:r>
         <w:t>Extracts a comprehensive facility breakdown showing current purchase cost, average weighted cost, and selling price for a designated inventory part number (</w:t>
       </w:r>
       <w:proofErr w:type="spellStart"/>
@@ -13905,6 +13926,8 @@
       </w:r>
       <w:r>
         <w:br/>
+      </w:r>
+      <w:r>
         <w:t xml:space="preserve">Replaces manual spreadsheet cross-referencing across separate branch Excel worksheets with unified web service querying of Database Name: PostgreSQL (Server: DCITEST052025) -&gt; Tables: </w:t>
       </w:r>
       <w:proofErr w:type="spellStart"/>
@@ -18554,6 +18577,8 @@
       </w:r>
       <w:r>
         <w:br/>
+      </w:r>
+      <w:r>
         <w:t xml:space="preserve">• Operational Behaviour: Multi-step table truncation and bulk import mutation. If validation fails on any Excel row, database truncation is </w:t>
       </w:r>
       <w:proofErr w:type="spellStart"/>
@@ -19496,7 +19521,7 @@
           <w:color w:val="2E75B6"/>
           <w:sz w:val="24"/>
         </w:rPr>
-        <w:t>2. H</w:t>
+        <w:t xml:space="preserve">2. </w:t>
       </w:r>
       <w:proofErr w:type="spellStart"/>
       <w:r>
@@ -19505,7 +19530,7 @@
           <w:color w:val="2E75B6"/>
           <w:sz w:val="24"/>
         </w:rPr>
-        <w:t>pcLatest</w:t>
+        <w:t>HpcLatest</w:t>
       </w:r>
       <w:proofErr w:type="spellEnd"/>
       <w:r>
@@ -20085,7 +20110,7 @@
           <w:color w:val="2E75B6"/>
           <w:sz w:val="24"/>
         </w:rPr>
-        <w:t>3. H</w:t>
+        <w:t xml:space="preserve">3. </w:t>
       </w:r>
       <w:proofErr w:type="spellStart"/>
       <w:r>
@@ -20094,7 +20119,7 @@
           <w:color w:val="2E75B6"/>
           <w:sz w:val="24"/>
         </w:rPr>
-        <w:t>pcDiscrepancies</w:t>
+        <w:t>HpcDiscrepancies</w:t>
       </w:r>
       <w:proofErr w:type="spellEnd"/>
       <w:r>
@@ -20333,6 +20358,8 @@
       </w:r>
       <w:r>
         <w:br/>
+      </w:r>
+      <w:r>
         <w:t>No parameters required (Returns full financial discrepancy report).</w:t>
       </w:r>
     </w:p>
@@ -20676,7 +20703,7 @@
           <w:color w:val="2E75B6"/>
           <w:sz w:val="24"/>
         </w:rPr>
-        <w:t>4. R</w:t>
+        <w:t xml:space="preserve">4. </w:t>
       </w:r>
       <w:proofErr w:type="spellStart"/>
       <w:r>
@@ -20685,7 +20712,7 @@
           <w:color w:val="2E75B6"/>
           <w:sz w:val="24"/>
         </w:rPr>
-        <w:t>DHardwareVsSpire</w:t>
+        <w:t>RDHardwareVsSpire</w:t>
       </w:r>
       <w:proofErr w:type="spellEnd"/>
       <w:r>
@@ -20776,6 +20803,8 @@
       </w:r>
       <w:r>
         <w:br/>
+      </w:r>
+      <w:r>
         <w:t>Replaces legacy manual macro comparisons between discontinued RD activation database tables and Spire inventory directories with live cross-database interrogation.</w:t>
       </w:r>
     </w:p>
@@ -20853,6 +20882,8 @@
       </w:r>
       <w:r>
         <w:br/>
+      </w:r>
+      <w:r>
         <w:t xml:space="preserve">• ERP Relational Database: PostgreSQL (Server: DCITEST052025) -&gt; Effected Table: </w:t>
       </w:r>
       <w:proofErr w:type="spellStart"/>
@@ -21303,7 +21334,7 @@
           <w:color w:val="2E75B6"/>
           <w:sz w:val="24"/>
         </w:rPr>
-        <w:t>5. C</w:t>
+        <w:t xml:space="preserve">5. </w:t>
       </w:r>
       <w:proofErr w:type="spellStart"/>
       <w:r>
@@ -21312,7 +21343,7 @@
           <w:color w:val="2E75B6"/>
           <w:sz w:val="24"/>
         </w:rPr>
-        <w:t>ostVarianceCurrentVsAvg</w:t>
+        <w:t>CostVarianceCurrentVsAvg</w:t>
       </w:r>
       <w:proofErr w:type="spellEnd"/>
       <w:r>
@@ -21450,6 +21481,8 @@
       </w:r>
       <w:r>
         <w:br/>
+      </w:r>
+      <w:r>
         <w:t>• Primary Relational Database: PostgreSQL (Server Instance: DCITEST052025)</w:t>
       </w:r>
       <w:r>
@@ -21580,6 +21613,8 @@
       </w:r>
       <w:r>
         <w:br/>
+      </w:r>
+      <w:r>
         <w:t>No parameters required (Returns filtered cost variance audit report).</w:t>
       </w:r>
     </w:p>
@@ -21936,7 +21971,7 @@
           <w:color w:val="2E75B6"/>
           <w:sz w:val="24"/>
         </w:rPr>
-        <w:t>6. C</w:t>
+        <w:t xml:space="preserve">6. </w:t>
       </w:r>
       <w:proofErr w:type="spellStart"/>
       <w:r>
@@ -21945,7 +21980,7 @@
           <w:color w:val="2E75B6"/>
           <w:sz w:val="24"/>
         </w:rPr>
-        <w:t>ostVarianceAcrossWarehouses</w:t>
+        <w:t>CostVarianceAcrossWarehouses</w:t>
       </w:r>
       <w:proofErr w:type="spellEnd"/>
       <w:r>
@@ -21966,6 +22001,8 @@
       </w:r>
       <w:r>
         <w:br/>
+      </w:r>
+      <w:r>
         <w:t>Route: /</w:t>
       </w:r>
       <w:proofErr w:type="spellStart"/>
@@ -22027,6 +22064,8 @@
       </w:r>
       <w:r>
         <w:br/>
+      </w:r>
+      <w:r>
         <w:t xml:space="preserve">Replaces manual multi-worksheet consolidation inspections across separate physical branch spreadsheets with a unified relational SQL HAVING variance grouping query against Database Name: PostgreSQL (Server: DCITEST052025) -&gt; Table Name: </w:t>
       </w:r>
       <w:proofErr w:type="spellStart"/>
@@ -22069,6 +22108,8 @@
       <w:proofErr w:type="gramEnd"/>
       <w:r>
         <w:br/>
+      </w:r>
+      <w:r>
         <w:t xml:space="preserve">• Operational Behaviour: Read-only multi-facility variance detection query (no table row mutation occurs). Evaluates facility grouping variances via: SELECT </w:t>
       </w:r>
       <w:proofErr w:type="spellStart"/>
@@ -22222,6 +22263,8 @@
       </w:r>
       <w:r>
         <w:br/>
+      </w:r>
+      <w:r>
         <w:t>No parameters required (Returns comprehensive cross-facility variance report).</w:t>
       </w:r>
     </w:p>
@@ -22571,6 +22614,9 @@
       <w:proofErr w:type="spellEnd"/>
       <w:r>
         <w:t>-Spire)</w:t>
+      </w:r>
+      <w:r>
+        <w:t xml:space="preserve"> </w:t>
       </w:r>
     </w:p>
     <w:p>
@@ -23178,6 +23224,14 @@
                 <w:color w:val="FFFFFF"/>
               </w:rPr>
               <w:t>Count</w:t>
+            </w:r>
+            <w:r>
+              <w:rPr>
+                <w:b/>
+                <w:bCs/>
+                <w:color w:val="FFFFFF"/>
+              </w:rPr>
+              <w:t xml:space="preserve"> </w:t>
             </w:r>
           </w:p>
         </w:tc>
